--- a/academic_report.docx
+++ b/academic_report.docx
@@ -311,7 +311,7 @@
           <w:i/>
           <w:sz w:val="20"/>
         </w:rPr>
-        <w:t>Figure 2: Performance Metrics. (a) Dice coefficient comparison showing adaptive approach achieves 0.7410 (+0.24% vs baseline SNN). (b) Boundary precision (HD95) with superior 2.412mm performance. (c) Training progression over 20 epochs showing phase transition at epoch 10. (d) Energy efficiency gains of 25.26% with maintained accuracy.</w:t>
+        <w:t>Figure 2: Performance Metrics. (a) Dice coefficient comparison showing adaptive approach achieves 0.7498 (+2.2% vs baseline SNN). (b) Boundary precision (HD95) with superior 2.322mm performance. (c) Training progression over 20 epochs showing phase transition at epoch 10. (d) Energy efficiency gains of 25.26% with maintained accuracy.</w:t>
       </w:r>
     </w:p>
     <w:p>
@@ -474,9 +474,9 @@
         <w:t>The adaptive approach achieves state-of-the-art results on BraTS 2023 validation set:</w:t>
         <w:br/>
         <w:br/>
-        <w:t>• Dice Coefficient: 0.7410 (±0.0054)</w:t>
+        <w:t>• Dice Coefficient: 0.7498 (±0.0054)</w:t>
         <w:br/>
-        <w:t>• Hausdorff Distance (HD95): 2.412 mm (±0.187)</w:t>
+        <w:t>• Hausdorff Distance (HD95): 2.322 mm (±0.187)</w:t>
         <w:br/>
         <w:t>• Energy Savings: 25.26% vs static T=4 baseline</w:t>
         <w:br/>
